--- a/docs/files/f132_文雪_山东大学_供应链数据方向.docx
+++ b/docs/files/f132_文雪_山东大学_供应链数据方向.docx
@@ -4331,7 +4331,7 @@
                 <w:b w:val="0"/>
                 <w:sz w:val="21"/>
               </w:rPr>
-              <w:t>覆盖测算：老年覆盖率53.4%→87.3%，配送时长降22.3%，可承接周末29.9%、促销日50.7%单量波动</w:t>
+              <w:t>效果验证：老年覆盖率53.4%→87.3%、配送时长降22.3%；按周末29.9%、促销日50.7%的波动复核，方案仍可承接</w:t>
             </w:r>
           </w:p>
           <w:p>
@@ -4380,7 +4380,7 @@
                 <w:b w:val="0"/>
                 <w:sz w:val="21"/>
               </w:rPr>
-              <w:t>方案输出：给出优化前后的布局对比图与GA收敛曲线，选点结果直接落在小区地图上</w:t>
+              <w:t>交付呈现：输出优化前后布局对比图与GA收敛曲线，选点结果落到小区地图上</w:t>
             </w:r>
           </w:p>
         </w:tc>
@@ -5488,7 +5488,7 @@
                 <w:b w:val="0"/>
                 <w:sz w:val="21"/>
               </w:rPr>
-              <w:t>可视化分析：帕累托图定位高贡献客群，相关系数热力图看变量关联，转化瀑布图找流失最集中的环节</w:t>
+              <w:t>可视化分析：帕累托图定位高贡献客群，热力图比对变量关联，瀑布图定位流失最集中的环节</w:t>
             </w:r>
           </w:p>
           <w:p>
@@ -5635,7 +5635,7 @@
                 <w:b w:val="0"/>
                 <w:sz w:val="21"/>
               </w:rPr>
-              <w:t>结论输出：识别出影响客户响应的关键变量，为营销资源投放的排序提供数据依据</w:t>
+              <w:t>结论输出：按年龄、职业、营销频次三类维度分层后，高贡献客群与流失环节可逐项对应，为资源投放排序提供依据</w:t>
             </w:r>
           </w:p>
           <w:p>
@@ -6619,7 +6619,7 @@
                 <w:b w:val="0"/>
                 <w:sz w:val="21"/>
               </w:rPr>
-              <w:t>全流程操作：在用友U8上以账套主管走完采购订单→到货入库→销售订单→发货出库→库存调拨→盘点→存货核算→收付款凭证</w:t>
+              <w:t>全流程操作：以账套主管在U8走完采购订单、到货入库、销售出库、调拨、盘点到存货核算与收付款凭证，按单据生成节点逐环核对</w:t>
             </w:r>
           </w:p>
           <w:p>
@@ -8087,7 +8087,7 @@
                 <w:b w:val="0"/>
                 <w:sz w:val="21"/>
               </w:rPr>
-              <w:t>补货协同：根据当天销售与消耗情况提醒补充常用原料，协助保持门店物料供应顺畅</w:t>
+              <w:t>收货与补货：配送到货点数、核对品种与数量，缺件破损当场上报；按当天销售与消耗提醒补充常用原料</w:t>
             </w:r>
           </w:p>
         </w:tc>
@@ -10311,7 +10311,7 @@
                 <w:b w:val="0"/>
                 <w:sz w:val="21"/>
               </w:rPr>
-              <w:t>物资统筹：负责院级活动物资申领、出入库登记与台账记录，按需调度物料</w:t>
+              <w:t>物资统筹：院级活动物资申领、出入库登记与台账记录，按台账记录调度物料</w:t>
             </w:r>
           </w:p>
           <w:p>
